--- a/Documentação/Psicóloga.docx
+++ b/Documentação/Psicóloga.docx
@@ -1,6 +1,6 @@
 
 <file path=word/document.xml><?xml version="1.0" encoding="utf-8"?>
-<w:document xmlns:wpc="http://schemas.microsoft.com/office/word/2010/wordprocessingCanvas" xmlns:cx="http://schemas.microsoft.com/office/drawing/2014/chartex" xmlns:mc="http://schemas.openxmlformats.org/markup-compatibility/2006" xmlns:o="urn:schemas-microsoft-com:office:office" xmlns:r="http://schemas.openxmlformats.org/officeDocument/2006/relationships" xmlns:m="http://schemas.openxmlformats.org/officeDocument/2006/math" xmlns:v="urn:schemas-microsoft-com:vml" xmlns:wp14="http://schemas.microsoft.com/office/word/2010/wordprocessingDrawing" xmlns:wp="http://schemas.openxmlformats.org/drawingml/2006/wordprocessingDrawing" xmlns:w10="urn:schemas-microsoft-com:office:word" xmlns:w="http://schemas.openxmlformats.org/wordprocessingml/2006/main" xmlns:w14="http://schemas.microsoft.com/office/word/2010/wordml" xmlns:w15="http://schemas.microsoft.com/office/word/2012/wordml" xmlns:w16se="http://schemas.microsoft.com/office/word/2015/wordml/symex" xmlns:wpg="http://schemas.microsoft.com/office/word/2010/wordprocessingGroup" xmlns:wpi="http://schemas.microsoft.com/office/word/2010/wordprocessingInk" xmlns:wne="http://schemas.microsoft.com/office/word/2006/wordml" xmlns:wps="http://schemas.microsoft.com/office/word/2010/wordprocessingShape" mc:Ignorable="w14 w15 w16se wp14">
+<w:document xmlns:wpc="http://schemas.microsoft.com/office/word/2010/wordprocessingCanvas" xmlns:cx="http://schemas.microsoft.com/office/drawing/2014/chartex" xmlns:cx1="http://schemas.microsoft.com/office/drawing/2015/9/8/chartex" xmlns:mc="http://schemas.openxmlformats.org/markup-compatibility/2006" xmlns:o="urn:schemas-microsoft-com:office:office" xmlns:r="http://schemas.openxmlformats.org/officeDocument/2006/relationships" xmlns:m="http://schemas.openxmlformats.org/officeDocument/2006/math" xmlns:v="urn:schemas-microsoft-com:vml" xmlns:wp14="http://schemas.microsoft.com/office/word/2010/wordprocessingDrawing" xmlns:wp="http://schemas.openxmlformats.org/drawingml/2006/wordprocessingDrawing" xmlns:w10="urn:schemas-microsoft-com:office:word" xmlns:w="http://schemas.openxmlformats.org/wordprocessingml/2006/main" xmlns:w14="http://schemas.microsoft.com/office/word/2010/wordml" xmlns:w15="http://schemas.microsoft.com/office/word/2012/wordml" xmlns:w16se="http://schemas.microsoft.com/office/word/2015/wordml/symex" xmlns:wpg="http://schemas.microsoft.com/office/word/2010/wordprocessingGroup" xmlns:wpi="http://schemas.microsoft.com/office/word/2010/wordprocessingInk" xmlns:wne="http://schemas.microsoft.com/office/word/2006/wordml" xmlns:wps="http://schemas.microsoft.com/office/word/2010/wordprocessingShape" mc:Ignorable="w14 w15 w16se wp14">
   <w:body>
     <w:p>
       <w:pPr>
@@ -15,11 +15,9 @@
         <w:tab/>
         <w:t xml:space="preserve">“*Narração de aparência indefinida*, parece amarrada com uma corda grossa e com um bom nó, a boca também tapada parece tentar proferir frases inaudíveis, um sentimento de nostalgia de repente bate </w:t>
       </w:r>
-      <w:proofErr w:type="spellStart"/>
-      <w:r>
-        <w:t>a</w:t>
-      </w:r>
-      <w:proofErr w:type="spellEnd"/>
+      <w:r>
+        <w:t>à</w:t>
+      </w:r>
       <w:r>
         <w:t xml:space="preserve"> porta, quase como uma lembrança de algo que nunca aconteceu. ”</w:t>
       </w:r>
@@ -82,16 +80,21 @@
         </w:numPr>
       </w:pPr>
       <w:r>
-        <w:t>Opção 1: “</w:t>
-      </w:r>
-      <w:r>
-        <w:t>C</w:t>
-      </w:r>
-      <w:r>
-        <w:t>omo faço para me recuperar? ”</w:t>
-      </w:r>
-      <w:bookmarkStart w:id="0" w:name="_GoBack"/>
-      <w:bookmarkEnd w:id="0"/>
+        <w:t>Opção 2: Não</w:t>
+      </w:r>
+    </w:p>
+    <w:p>
+      <w:pPr>
+        <w:pStyle w:val="PargrafodaLista"/>
+      </w:pPr>
+      <w:r>
+        <w:t>“Tudo bem então, foi um prazer conhece-lo --, vou permanecer no santuário do repouso caso precise da minha ajuda mais tarde. ”</w:t>
+      </w:r>
+    </w:p>
+    <w:p>
+      <w:pPr>
+        <w:pStyle w:val="PargrafodaLista"/>
+      </w:pPr>
     </w:p>
     <w:p>
       <w:pPr>
@@ -102,8 +105,51 @@
         </w:numPr>
       </w:pPr>
       <w:r>
-        <w:t>Opção 2: “Quem é você? “</w:t>
-      </w:r>
+        <w:t>Opção 1</w:t>
+      </w:r>
+      <w:r>
+        <w:t>.1</w:t>
+      </w:r>
+      <w:r>
+        <w:t>: “</w:t>
+      </w:r>
+      <w:r>
+        <w:t>C</w:t>
+      </w:r>
+      <w:r>
+        <w:t>omo faço para me recuperar? ”</w:t>
+      </w:r>
+    </w:p>
+    <w:p>
+      <w:pPr>
+        <w:pStyle w:val="PargrafodaLista"/>
+      </w:pPr>
+      <w:r>
+        <w:t>“Há muitos jeitos de se recuperar dos mais diversos problemas, se você diz dos que fazem o seu corpo tremer, não te deixam dormir e dificultam a sua concentração...”</w:t>
+      </w:r>
+      <w:r>
+        <w:br/>
+        <w:t xml:space="preserve">“... nesse caso, </w:t>
+      </w:r>
+      <w:r>
+        <w:t>atividades físicas, alimentação saudável, técnicas de relaxamento</w:t>
+      </w:r>
+      <w:r>
+        <w:t xml:space="preserve"> são um bom começo.”</w:t>
+      </w:r>
+    </w:p>
+    <w:p>
+      <w:pPr>
+        <w:pStyle w:val="PargrafodaLista"/>
+      </w:pPr>
+      <w:r>
+        <w:t>“Agora se você diz aquele que faz seu corpo doer e sangrar, beber da fonte da vida”</w:t>
+      </w:r>
+    </w:p>
+    <w:p>
+      <w:pPr>
+        <w:pStyle w:val="PargrafodaLista"/>
+      </w:pPr>
     </w:p>
     <w:p>
       <w:pPr>
@@ -114,10 +160,21 @@
         </w:numPr>
       </w:pPr>
       <w:r>
-        <w:t>Opção 3: “</w:t>
-      </w:r>
-      <w:r>
-        <w:t>Não tenho mais nada a perguntar”</w:t>
+        <w:t>Opção 1.2</w:t>
+      </w:r>
+      <w:r>
+        <w:t>: “Quem é você? “</w:t>
+      </w:r>
+    </w:p>
+    <w:p>
+      <w:pPr>
+        <w:pStyle w:val="PargrafodaLista"/>
+      </w:pPr>
+      <w:r>
+        <w:t>“Eu sou Christina, uma antiga psicóloga do rei</w:t>
+      </w:r>
+      <w:r>
+        <w:t xml:space="preserve">no, fui capturada tentando resgatar os outros prisioneiros” </w:t>
       </w:r>
     </w:p>
     <w:p>
@@ -134,17 +191,204 @@
         </w:numPr>
       </w:pPr>
       <w:r>
-        <w:t>Opção 2: Não</w:t>
-      </w:r>
-    </w:p>
-    <w:p>
-      <w:pPr>
-        <w:ind w:left="360" w:firstLine="348"/>
+        <w:t>Opção 1.3</w:t>
+      </w:r>
+      <w:r>
+        <w:t>: “</w:t>
+      </w:r>
+      <w:r>
+        <w:t>Não tenho mais nada a perguntar”</w:t>
+      </w:r>
+    </w:p>
+    <w:p>
+      <w:pPr>
+        <w:pStyle w:val="PargrafodaLista"/>
       </w:pPr>
       <w:r>
         <w:t>“Tudo bem então, foi um prazer conhece-lo --, vou permanecer no santuário do repouso caso precise da minha ajuda mais tarde. ”</w:t>
       </w:r>
     </w:p>
+    <w:p>
+      <w:pPr>
+        <w:pStyle w:val="PargrafodaLista"/>
+      </w:pPr>
+    </w:p>
+    <w:p>
+      <w:pPr>
+        <w:pStyle w:val="PargrafodaLista"/>
+        <w:numPr>
+          <w:ilvl w:val="0"/>
+          <w:numId w:val="3"/>
+        </w:numPr>
+      </w:pPr>
+      <w:r>
+        <w:t>Opção 1.2.1 “Aonde posso encontrar a fonte da vida? ”</w:t>
+      </w:r>
+    </w:p>
+    <w:p>
+      <w:pPr>
+        <w:pStyle w:val="PargrafodaLista"/>
+      </w:pPr>
+      <w:r>
+        <w:t>“Em todo lugar basicamente, sempre em locais seguros... Apenas não deixe nenhum inimigo quebra-las. ”</w:t>
+      </w:r>
+    </w:p>
+    <w:p>
+      <w:pPr>
+        <w:pStyle w:val="PargrafodaLista"/>
+      </w:pPr>
+    </w:p>
+    <w:p>
+      <w:pPr>
+        <w:pStyle w:val="PargrafodaLista"/>
+        <w:numPr>
+          <w:ilvl w:val="0"/>
+          <w:numId w:val="3"/>
+        </w:numPr>
+      </w:pPr>
+      <w:r>
+        <w:t>Opção 1.2.2 “Quem é você? ”</w:t>
+      </w:r>
+    </w:p>
+    <w:p>
+      <w:pPr>
+        <w:pStyle w:val="PargrafodaLista"/>
+      </w:pPr>
+      <w:r>
+        <w:t>“</w:t>
+      </w:r>
+      <w:r>
+        <w:t xml:space="preserve">Eu sou Christina, uma antiga psicóloga do reino, fui capturada tentando resgatar os outros prisioneiros” </w:t>
+      </w:r>
+    </w:p>
+    <w:p>
+      <w:pPr>
+        <w:pStyle w:val="PargrafodaLista"/>
+      </w:pPr>
+    </w:p>
+    <w:p>
+      <w:pPr>
+        <w:pStyle w:val="PargrafodaLista"/>
+        <w:numPr>
+          <w:ilvl w:val="0"/>
+          <w:numId w:val="3"/>
+        </w:numPr>
+      </w:pPr>
+      <w:r>
+        <w:t>Opção 1.2.3 ”Não tenho mais nada a perguntar”</w:t>
+      </w:r>
+    </w:p>
+    <w:p>
+      <w:pPr>
+        <w:pStyle w:val="PargrafodaLista"/>
+      </w:pPr>
+      <w:r>
+        <w:t>“</w:t>
+      </w:r>
+      <w:r>
+        <w:t>Tudo bem então, foi um prazer conhece-lo --, vou permanecer no santuário do repouso caso precise da minha ajuda mais tarde. ”</w:t>
+      </w:r>
+    </w:p>
+    <w:p>
+      <w:pPr>
+        <w:pStyle w:val="PargrafodaLista"/>
+      </w:pPr>
+    </w:p>
+    <w:p>
+      <w:pPr>
+        <w:pStyle w:val="PargrafodaLista"/>
+        <w:numPr>
+          <w:ilvl w:val="0"/>
+          <w:numId w:val="3"/>
+        </w:numPr>
+      </w:pPr>
+      <w:r>
+        <w:t>Opção 1.3.1 “Prisioneiros? ”</w:t>
+      </w:r>
+    </w:p>
+    <w:p>
+      <w:pPr>
+        <w:pStyle w:val="PargrafodaLista"/>
+      </w:pPr>
+      <w:r>
+        <w:t xml:space="preserve">“Foram capturados pela </w:t>
+      </w:r>
+      <w:proofErr w:type="spellStart"/>
+      <w:r>
+        <w:t>Iselder</w:t>
+      </w:r>
+      <w:proofErr w:type="spellEnd"/>
+      <w:r>
+        <w:t>, a devastadora de vidas”</w:t>
+      </w:r>
+    </w:p>
+    <w:p>
+      <w:pPr>
+        <w:pStyle w:val="PargrafodaLista"/>
+        <w:numPr>
+          <w:ilvl w:val="0"/>
+          <w:numId w:val="3"/>
+        </w:numPr>
+      </w:pPr>
+      <w:r>
+        <w:lastRenderedPageBreak/>
+        <w:t>Opção 1.3.2 “Como faço para me recuperar? ”</w:t>
+      </w:r>
+    </w:p>
+    <w:p>
+      <w:pPr>
+        <w:pStyle w:val="PargrafodaLista"/>
+      </w:pPr>
+      <w:r>
+        <w:t>“</w:t>
+      </w:r>
+      <w:r>
+        <w:t>Há muitos jeitos de se recuperar dos mais diversos problemas, se você diz dos que fazem o seu corpo tremer, não te deixam dormir e dificultam a sua concentração...”</w:t>
+      </w:r>
+      <w:r>
+        <w:br/>
+        <w:t xml:space="preserve">“... nesse caso, </w:t>
+      </w:r>
+      <w:r>
+        <w:t>atividades físicas, alimentação saudável, técnicas de relaxamento</w:t>
+      </w:r>
+      <w:r>
+        <w:t xml:space="preserve"> são um bom começo.”</w:t>
+      </w:r>
+    </w:p>
+    <w:p>
+      <w:pPr>
+        <w:pStyle w:val="PargrafodaLista"/>
+      </w:pPr>
+      <w:r>
+        <w:t>“Agora se você diz aquele que faz seu corpo doer e sangrar, beber da fonte da vida”</w:t>
+      </w:r>
+    </w:p>
+    <w:p>
+      <w:pPr>
+        <w:pStyle w:val="PargrafodaLista"/>
+      </w:pPr>
+    </w:p>
+    <w:p>
+      <w:pPr>
+        <w:pStyle w:val="PargrafodaLista"/>
+        <w:numPr>
+          <w:ilvl w:val="0"/>
+          <w:numId w:val="3"/>
+        </w:numPr>
+      </w:pPr>
+      <w:r>
+        <w:t>Opção 1.3.1.1</w:t>
+      </w:r>
+      <w:bookmarkStart w:id="0" w:name="_GoBack"/>
+      <w:bookmarkEnd w:id="0"/>
+    </w:p>
+    <w:p>
+      <w:pPr>
+        <w:pStyle w:val="PargrafodaLista"/>
+      </w:pPr>
+    </w:p>
+    <w:p/>
     <w:sectPr>
       <w:pgSz w:w="11906" w:h="16838"/>
       <w:pgMar w:top="1417" w:right="1701" w:bottom="1417" w:left="1701" w:header="708" w:footer="708" w:gutter="0"/>
@@ -156,8 +400,121 @@
 </file>
 
 <file path=word/numbering.xml><?xml version="1.0" encoding="utf-8"?>
-<w:numbering xmlns:wpc="http://schemas.microsoft.com/office/word/2010/wordprocessingCanvas" xmlns:cx="http://schemas.microsoft.com/office/drawing/2014/chartex" xmlns:mc="http://schemas.openxmlformats.org/markup-compatibility/2006" xmlns:o="urn:schemas-microsoft-com:office:office" xmlns:r="http://schemas.openxmlformats.org/officeDocument/2006/relationships" xmlns:m="http://schemas.openxmlformats.org/officeDocument/2006/math" xmlns:v="urn:schemas-microsoft-com:vml" xmlns:wp14="http://schemas.microsoft.com/office/word/2010/wordprocessingDrawing" xmlns:wp="http://schemas.openxmlformats.org/drawingml/2006/wordprocessingDrawing" xmlns:w10="urn:schemas-microsoft-com:office:word" xmlns:w="http://schemas.openxmlformats.org/wordprocessingml/2006/main" xmlns:w14="http://schemas.microsoft.com/office/word/2010/wordml" xmlns:w15="http://schemas.microsoft.com/office/word/2012/wordml" xmlns:w16se="http://schemas.microsoft.com/office/word/2015/wordml/symex" xmlns:wpg="http://schemas.microsoft.com/office/word/2010/wordprocessingGroup" xmlns:wpi="http://schemas.microsoft.com/office/word/2010/wordprocessingInk" xmlns:wne="http://schemas.microsoft.com/office/word/2006/wordml" xmlns:wps="http://schemas.microsoft.com/office/word/2010/wordprocessingShape" mc:Ignorable="w14 w15 w16se wp14">
+<w:numbering xmlns:wpc="http://schemas.microsoft.com/office/word/2010/wordprocessingCanvas" xmlns:cx="http://schemas.microsoft.com/office/drawing/2014/chartex" xmlns:cx1="http://schemas.microsoft.com/office/drawing/2015/9/8/chartex" xmlns:mc="http://schemas.openxmlformats.org/markup-compatibility/2006" xmlns:o="urn:schemas-microsoft-com:office:office" xmlns:r="http://schemas.openxmlformats.org/officeDocument/2006/relationships" xmlns:m="http://schemas.openxmlformats.org/officeDocument/2006/math" xmlns:v="urn:schemas-microsoft-com:vml" xmlns:wp14="http://schemas.microsoft.com/office/word/2010/wordprocessingDrawing" xmlns:wp="http://schemas.openxmlformats.org/drawingml/2006/wordprocessingDrawing" xmlns:w10="urn:schemas-microsoft-com:office:word" xmlns:w="http://schemas.openxmlformats.org/wordprocessingml/2006/main" xmlns:w14="http://schemas.microsoft.com/office/word/2010/wordml" xmlns:w15="http://schemas.microsoft.com/office/word/2012/wordml" xmlns:w16se="http://schemas.microsoft.com/office/word/2015/wordml/symex" xmlns:wpg="http://schemas.microsoft.com/office/word/2010/wordprocessingGroup" xmlns:wpi="http://schemas.microsoft.com/office/word/2010/wordprocessingInk" xmlns:wne="http://schemas.microsoft.com/office/word/2006/wordml" xmlns:wps="http://schemas.microsoft.com/office/word/2010/wordprocessingShape" mc:Ignorable="w14 w15 w16se wp14">
   <w:abstractNum w:abstractNumId="0" w15:restartNumberingAfterBreak="0">
+    <w:nsid w:val="5B663473"/>
+    <w:multiLevelType w:val="hybridMultilevel"/>
+    <w:tmpl w:val="9DEAA6FC"/>
+    <w:lvl w:ilvl="0" w:tplc="04160001">
+      <w:start w:val="1"/>
+      <w:numFmt w:val="bullet"/>
+      <w:lvlText w:val=""/>
+      <w:lvlJc w:val="left"/>
+      <w:pPr>
+        <w:ind w:left="1440" w:hanging="360"/>
+      </w:pPr>
+      <w:rPr>
+        <w:rFonts w:ascii="Symbol" w:hAnsi="Symbol" w:hint="default"/>
+      </w:rPr>
+    </w:lvl>
+    <w:lvl w:ilvl="1" w:tplc="04160003" w:tentative="1">
+      <w:start w:val="1"/>
+      <w:numFmt w:val="bullet"/>
+      <w:lvlText w:val="o"/>
+      <w:lvlJc w:val="left"/>
+      <w:pPr>
+        <w:ind w:left="2160" w:hanging="360"/>
+      </w:pPr>
+      <w:rPr>
+        <w:rFonts w:ascii="Courier New" w:hAnsi="Courier New" w:cs="Courier New" w:hint="default"/>
+      </w:rPr>
+    </w:lvl>
+    <w:lvl w:ilvl="2" w:tplc="04160005" w:tentative="1">
+      <w:start w:val="1"/>
+      <w:numFmt w:val="bullet"/>
+      <w:lvlText w:val=""/>
+      <w:lvlJc w:val="left"/>
+      <w:pPr>
+        <w:ind w:left="2880" w:hanging="360"/>
+      </w:pPr>
+      <w:rPr>
+        <w:rFonts w:ascii="Wingdings" w:hAnsi="Wingdings" w:hint="default"/>
+      </w:rPr>
+    </w:lvl>
+    <w:lvl w:ilvl="3" w:tplc="04160001" w:tentative="1">
+      <w:start w:val="1"/>
+      <w:numFmt w:val="bullet"/>
+      <w:lvlText w:val=""/>
+      <w:lvlJc w:val="left"/>
+      <w:pPr>
+        <w:ind w:left="3600" w:hanging="360"/>
+      </w:pPr>
+      <w:rPr>
+        <w:rFonts w:ascii="Symbol" w:hAnsi="Symbol" w:hint="default"/>
+      </w:rPr>
+    </w:lvl>
+    <w:lvl w:ilvl="4" w:tplc="04160003" w:tentative="1">
+      <w:start w:val="1"/>
+      <w:numFmt w:val="bullet"/>
+      <w:lvlText w:val="o"/>
+      <w:lvlJc w:val="left"/>
+      <w:pPr>
+        <w:ind w:left="4320" w:hanging="360"/>
+      </w:pPr>
+      <w:rPr>
+        <w:rFonts w:ascii="Courier New" w:hAnsi="Courier New" w:cs="Courier New" w:hint="default"/>
+      </w:rPr>
+    </w:lvl>
+    <w:lvl w:ilvl="5" w:tplc="04160005" w:tentative="1">
+      <w:start w:val="1"/>
+      <w:numFmt w:val="bullet"/>
+      <w:lvlText w:val=""/>
+      <w:lvlJc w:val="left"/>
+      <w:pPr>
+        <w:ind w:left="5040" w:hanging="360"/>
+      </w:pPr>
+      <w:rPr>
+        <w:rFonts w:ascii="Wingdings" w:hAnsi="Wingdings" w:hint="default"/>
+      </w:rPr>
+    </w:lvl>
+    <w:lvl w:ilvl="6" w:tplc="04160001" w:tentative="1">
+      <w:start w:val="1"/>
+      <w:numFmt w:val="bullet"/>
+      <w:lvlText w:val=""/>
+      <w:lvlJc w:val="left"/>
+      <w:pPr>
+        <w:ind w:left="5760" w:hanging="360"/>
+      </w:pPr>
+      <w:rPr>
+        <w:rFonts w:ascii="Symbol" w:hAnsi="Symbol" w:hint="default"/>
+      </w:rPr>
+    </w:lvl>
+    <w:lvl w:ilvl="7" w:tplc="04160003" w:tentative="1">
+      <w:start w:val="1"/>
+      <w:numFmt w:val="bullet"/>
+      <w:lvlText w:val="o"/>
+      <w:lvlJc w:val="left"/>
+      <w:pPr>
+        <w:ind w:left="6480" w:hanging="360"/>
+      </w:pPr>
+      <w:rPr>
+        <w:rFonts w:ascii="Courier New" w:hAnsi="Courier New" w:cs="Courier New" w:hint="default"/>
+      </w:rPr>
+    </w:lvl>
+    <w:lvl w:ilvl="8" w:tplc="04160005" w:tentative="1">
+      <w:start w:val="1"/>
+      <w:numFmt w:val="bullet"/>
+      <w:lvlText w:val=""/>
+      <w:lvlJc w:val="left"/>
+      <w:pPr>
+        <w:ind w:left="7200" w:hanging="360"/>
+      </w:pPr>
+      <w:rPr>
+        <w:rFonts w:ascii="Wingdings" w:hAnsi="Wingdings" w:hint="default"/>
+      </w:rPr>
+    </w:lvl>
+  </w:abstractNum>
+  <w:abstractNum w:abstractNumId="1" w15:restartNumberingAfterBreak="0">
     <w:nsid w:val="5C88181F"/>
     <w:multiLevelType w:val="hybridMultilevel"/>
     <w:tmpl w:val="33DCF34C"/>
@@ -269,8 +626,127 @@
       </w:rPr>
     </w:lvl>
   </w:abstractNum>
+  <w:abstractNum w:abstractNumId="2" w15:restartNumberingAfterBreak="0">
+    <w:nsid w:val="65042377"/>
+    <w:multiLevelType w:val="hybridMultilevel"/>
+    <w:tmpl w:val="A246D9A0"/>
+    <w:lvl w:ilvl="0" w:tplc="04160001">
+      <w:start w:val="1"/>
+      <w:numFmt w:val="bullet"/>
+      <w:lvlText w:val=""/>
+      <w:lvlJc w:val="left"/>
+      <w:pPr>
+        <w:ind w:left="720" w:hanging="360"/>
+      </w:pPr>
+      <w:rPr>
+        <w:rFonts w:ascii="Symbol" w:hAnsi="Symbol" w:hint="default"/>
+      </w:rPr>
+    </w:lvl>
+    <w:lvl w:ilvl="1" w:tplc="04160003" w:tentative="1">
+      <w:start w:val="1"/>
+      <w:numFmt w:val="bullet"/>
+      <w:lvlText w:val="o"/>
+      <w:lvlJc w:val="left"/>
+      <w:pPr>
+        <w:ind w:left="1440" w:hanging="360"/>
+      </w:pPr>
+      <w:rPr>
+        <w:rFonts w:ascii="Courier New" w:hAnsi="Courier New" w:cs="Courier New" w:hint="default"/>
+      </w:rPr>
+    </w:lvl>
+    <w:lvl w:ilvl="2" w:tplc="04160005" w:tentative="1">
+      <w:start w:val="1"/>
+      <w:numFmt w:val="bullet"/>
+      <w:lvlText w:val=""/>
+      <w:lvlJc w:val="left"/>
+      <w:pPr>
+        <w:ind w:left="2160" w:hanging="360"/>
+      </w:pPr>
+      <w:rPr>
+        <w:rFonts w:ascii="Wingdings" w:hAnsi="Wingdings" w:hint="default"/>
+      </w:rPr>
+    </w:lvl>
+    <w:lvl w:ilvl="3" w:tplc="04160001" w:tentative="1">
+      <w:start w:val="1"/>
+      <w:numFmt w:val="bullet"/>
+      <w:lvlText w:val=""/>
+      <w:lvlJc w:val="left"/>
+      <w:pPr>
+        <w:ind w:left="2880" w:hanging="360"/>
+      </w:pPr>
+      <w:rPr>
+        <w:rFonts w:ascii="Symbol" w:hAnsi="Symbol" w:hint="default"/>
+      </w:rPr>
+    </w:lvl>
+    <w:lvl w:ilvl="4" w:tplc="04160003" w:tentative="1">
+      <w:start w:val="1"/>
+      <w:numFmt w:val="bullet"/>
+      <w:lvlText w:val="o"/>
+      <w:lvlJc w:val="left"/>
+      <w:pPr>
+        <w:ind w:left="3600" w:hanging="360"/>
+      </w:pPr>
+      <w:rPr>
+        <w:rFonts w:ascii="Courier New" w:hAnsi="Courier New" w:cs="Courier New" w:hint="default"/>
+      </w:rPr>
+    </w:lvl>
+    <w:lvl w:ilvl="5" w:tplc="04160005" w:tentative="1">
+      <w:start w:val="1"/>
+      <w:numFmt w:val="bullet"/>
+      <w:lvlText w:val=""/>
+      <w:lvlJc w:val="left"/>
+      <w:pPr>
+        <w:ind w:left="4320" w:hanging="360"/>
+      </w:pPr>
+      <w:rPr>
+        <w:rFonts w:ascii="Wingdings" w:hAnsi="Wingdings" w:hint="default"/>
+      </w:rPr>
+    </w:lvl>
+    <w:lvl w:ilvl="6" w:tplc="04160001" w:tentative="1">
+      <w:start w:val="1"/>
+      <w:numFmt w:val="bullet"/>
+      <w:lvlText w:val=""/>
+      <w:lvlJc w:val="left"/>
+      <w:pPr>
+        <w:ind w:left="5040" w:hanging="360"/>
+      </w:pPr>
+      <w:rPr>
+        <w:rFonts w:ascii="Symbol" w:hAnsi="Symbol" w:hint="default"/>
+      </w:rPr>
+    </w:lvl>
+    <w:lvl w:ilvl="7" w:tplc="04160003" w:tentative="1">
+      <w:start w:val="1"/>
+      <w:numFmt w:val="bullet"/>
+      <w:lvlText w:val="o"/>
+      <w:lvlJc w:val="left"/>
+      <w:pPr>
+        <w:ind w:left="5760" w:hanging="360"/>
+      </w:pPr>
+      <w:rPr>
+        <w:rFonts w:ascii="Courier New" w:hAnsi="Courier New" w:cs="Courier New" w:hint="default"/>
+      </w:rPr>
+    </w:lvl>
+    <w:lvl w:ilvl="8" w:tplc="04160005" w:tentative="1">
+      <w:start w:val="1"/>
+      <w:numFmt w:val="bullet"/>
+      <w:lvlText w:val=""/>
+      <w:lvlJc w:val="left"/>
+      <w:pPr>
+        <w:ind w:left="6480" w:hanging="360"/>
+      </w:pPr>
+      <w:rPr>
+        <w:rFonts w:ascii="Wingdings" w:hAnsi="Wingdings" w:hint="default"/>
+      </w:rPr>
+    </w:lvl>
+  </w:abstractNum>
   <w:num w:numId="1">
+    <w:abstractNumId w:val="1"/>
+  </w:num>
+  <w:num w:numId="2">
     <w:abstractNumId w:val="0"/>
+  </w:num>
+  <w:num w:numId="3">
+    <w:abstractNumId w:val="2"/>
   </w:num>
 </w:numbering>
 </file>

--- a/Documentação/Psicóloga.docx
+++ b/Documentação/Psicóloga.docx
@@ -1,6 +1,6 @@
 
 <file path=word/document.xml><?xml version="1.0" encoding="utf-8"?>
-<w:document xmlns:wpc="http://schemas.microsoft.com/office/word/2010/wordprocessingCanvas" xmlns:cx="http://schemas.microsoft.com/office/drawing/2014/chartex" xmlns:cx1="http://schemas.microsoft.com/office/drawing/2015/9/8/chartex" xmlns:mc="http://schemas.openxmlformats.org/markup-compatibility/2006" xmlns:o="urn:schemas-microsoft-com:office:office" xmlns:r="http://schemas.openxmlformats.org/officeDocument/2006/relationships" xmlns:m="http://schemas.openxmlformats.org/officeDocument/2006/math" xmlns:v="urn:schemas-microsoft-com:vml" xmlns:wp14="http://schemas.microsoft.com/office/word/2010/wordprocessingDrawing" xmlns:wp="http://schemas.openxmlformats.org/drawingml/2006/wordprocessingDrawing" xmlns:w10="urn:schemas-microsoft-com:office:word" xmlns:w="http://schemas.openxmlformats.org/wordprocessingml/2006/main" xmlns:w14="http://schemas.microsoft.com/office/word/2010/wordml" xmlns:w15="http://schemas.microsoft.com/office/word/2012/wordml" xmlns:w16se="http://schemas.microsoft.com/office/word/2015/wordml/symex" xmlns:wpg="http://schemas.microsoft.com/office/word/2010/wordprocessingGroup" xmlns:wpi="http://schemas.microsoft.com/office/word/2010/wordprocessingInk" xmlns:wne="http://schemas.microsoft.com/office/word/2006/wordml" xmlns:wps="http://schemas.microsoft.com/office/word/2010/wordprocessingShape" mc:Ignorable="w14 w15 w16se wp14">
+<w:document xmlns:wpc="http://schemas.microsoft.com/office/word/2010/wordprocessingCanvas" xmlns:cx="http://schemas.microsoft.com/office/drawing/2014/chartex" xmlns:mc="http://schemas.openxmlformats.org/markup-compatibility/2006" xmlns:o="urn:schemas-microsoft-com:office:office" xmlns:r="http://schemas.openxmlformats.org/officeDocument/2006/relationships" xmlns:m="http://schemas.openxmlformats.org/officeDocument/2006/math" xmlns:v="urn:schemas-microsoft-com:vml" xmlns:wp14="http://schemas.microsoft.com/office/word/2010/wordprocessingDrawing" xmlns:wp="http://schemas.openxmlformats.org/drawingml/2006/wordprocessingDrawing" xmlns:w10="urn:schemas-microsoft-com:office:word" xmlns:w="http://schemas.openxmlformats.org/wordprocessingml/2006/main" xmlns:w14="http://schemas.microsoft.com/office/word/2010/wordml" xmlns:w15="http://schemas.microsoft.com/office/word/2012/wordml" xmlns:w16se="http://schemas.microsoft.com/office/word/2015/wordml/symex" xmlns:wpg="http://schemas.microsoft.com/office/word/2010/wordprocessingGroup" xmlns:wpi="http://schemas.microsoft.com/office/word/2010/wordprocessingInk" xmlns:wne="http://schemas.microsoft.com/office/word/2006/wordml" xmlns:wps="http://schemas.microsoft.com/office/word/2010/wordprocessingShape" mc:Ignorable="w14 w15 w16se wp14">
   <w:body>
     <w:p>
       <w:pPr>
@@ -119,6 +119,8 @@
       <w:r>
         <w:t>omo faço para me recuperar? ”</w:t>
       </w:r>
+      <w:bookmarkStart w:id="0" w:name="_GoBack"/>
+      <w:bookmarkEnd w:id="0"/>
     </w:p>
     <w:p>
       <w:pPr>
@@ -247,7 +249,7 @@
         </w:numPr>
       </w:pPr>
       <w:r>
-        <w:t>Opção 1.2.2 “Quem é você? ”</w:t>
+        <w:t>Opção 1.3.1 “Prisioneiros? ”</w:t>
       </w:r>
     </w:p>
     <w:p>
@@ -258,7 +260,10 @@
         <w:t>“</w:t>
       </w:r>
       <w:r>
-        <w:t xml:space="preserve">Eu sou Christina, uma antiga psicóloga do reino, fui capturada tentando resgatar os outros prisioneiros” </w:t>
+        <w:t>O povo que restou do reino</w:t>
+      </w:r>
+      <w:r>
+        <w:t>”</w:t>
       </w:r>
     </w:p>
     <w:p>
@@ -275,18 +280,21 @@
         </w:numPr>
       </w:pPr>
       <w:r>
-        <w:t>Opção 1.2.3 ”Não tenho mais nada a perguntar”</w:t>
-      </w:r>
-    </w:p>
-    <w:p>
-      <w:pPr>
-        <w:pStyle w:val="PargrafodaLista"/>
-      </w:pPr>
-      <w:r>
-        <w:t>“</w:t>
-      </w:r>
-      <w:r>
-        <w:t>Tudo bem então, foi um prazer conhece-lo --, vou permanecer no santuário do repouso caso precise da minha ajuda mais tarde. ”</w:t>
+        <w:t>Opção 1.3.2 “Quem os capturou?”</w:t>
+      </w:r>
+      <w:r>
+        <w:br/>
+      </w:r>
+      <w:r>
+        <w:t xml:space="preserve">“Foram capturados pela </w:t>
+      </w:r>
+      <w:proofErr w:type="spellStart"/>
+      <w:r>
+        <w:t>Iselder</w:t>
+      </w:r>
+      <w:proofErr w:type="spellEnd"/>
+      <w:r>
+        <w:t>, a devastadora de vidas”</w:t>
       </w:r>
     </w:p>
     <w:p>
@@ -303,85 +311,11 @@
         </w:numPr>
       </w:pPr>
       <w:r>
-        <w:t>Opção 1.3.1 “Prisioneiros? ”</w:t>
-      </w:r>
-    </w:p>
-    <w:p>
-      <w:pPr>
-        <w:pStyle w:val="PargrafodaLista"/>
-      </w:pPr>
-      <w:r>
-        <w:t xml:space="preserve">“Foram capturados pela </w:t>
-      </w:r>
-      <w:proofErr w:type="spellStart"/>
-      <w:r>
-        <w:t>Iselder</w:t>
-      </w:r>
-      <w:proofErr w:type="spellEnd"/>
-      <w:r>
-        <w:t>, a devastadora de vidas”</w:t>
-      </w:r>
-    </w:p>
-    <w:p>
-      <w:pPr>
-        <w:pStyle w:val="PargrafodaLista"/>
-        <w:numPr>
-          <w:ilvl w:val="0"/>
-          <w:numId w:val="3"/>
-        </w:numPr>
-      </w:pPr>
-      <w:r>
-        <w:lastRenderedPageBreak/>
-        <w:t>Opção 1.3.2 “Como faço para me recuperar? ”</w:t>
-      </w:r>
-    </w:p>
-    <w:p>
-      <w:pPr>
-        <w:pStyle w:val="PargrafodaLista"/>
-      </w:pPr>
-      <w:r>
-        <w:t>“</w:t>
-      </w:r>
-      <w:r>
-        <w:t>Há muitos jeitos de se recuperar dos mais diversos problemas, se você diz dos que fazem o seu corpo tremer, não te deixam dormir e dificultam a sua concentração...”</w:t>
-      </w:r>
-      <w:r>
-        <w:br/>
-        <w:t xml:space="preserve">“... nesse caso, </w:t>
-      </w:r>
-      <w:r>
-        <w:t>atividades físicas, alimentação saudável, técnicas de relaxamento</w:t>
-      </w:r>
-      <w:r>
-        <w:t xml:space="preserve"> são um bom começo.”</w:t>
-      </w:r>
-    </w:p>
-    <w:p>
-      <w:pPr>
-        <w:pStyle w:val="PargrafodaLista"/>
-      </w:pPr>
-      <w:r>
-        <w:t>“Agora se você diz aquele que faz seu corpo doer e sangrar, beber da fonte da vida”</w:t>
-      </w:r>
-    </w:p>
-    <w:p>
-      <w:pPr>
-        <w:pStyle w:val="PargrafodaLista"/>
-      </w:pPr>
-    </w:p>
-    <w:p>
-      <w:pPr>
-        <w:pStyle w:val="PargrafodaLista"/>
-        <w:numPr>
-          <w:ilvl w:val="0"/>
-          <w:numId w:val="3"/>
-        </w:numPr>
-      </w:pPr>
-      <w:r>
         <w:t>Opção 1.3.1.1</w:t>
       </w:r>
-      <w:bookmarkStart w:id="0" w:name="_GoBack"/>
-      <w:bookmarkEnd w:id="0"/>
+      <w:r>
+        <w:t xml:space="preserve"> </w:t>
+      </w:r>
     </w:p>
     <w:p>
       <w:pPr>
@@ -400,7 +334,7 @@
 </file>
 
 <file path=word/numbering.xml><?xml version="1.0" encoding="utf-8"?>
-<w:numbering xmlns:wpc="http://schemas.microsoft.com/office/word/2010/wordprocessingCanvas" xmlns:cx="http://schemas.microsoft.com/office/drawing/2014/chartex" xmlns:cx1="http://schemas.microsoft.com/office/drawing/2015/9/8/chartex" xmlns:mc="http://schemas.openxmlformats.org/markup-compatibility/2006" xmlns:o="urn:schemas-microsoft-com:office:office" xmlns:r="http://schemas.openxmlformats.org/officeDocument/2006/relationships" xmlns:m="http://schemas.openxmlformats.org/officeDocument/2006/math" xmlns:v="urn:schemas-microsoft-com:vml" xmlns:wp14="http://schemas.microsoft.com/office/word/2010/wordprocessingDrawing" xmlns:wp="http://schemas.openxmlformats.org/drawingml/2006/wordprocessingDrawing" xmlns:w10="urn:schemas-microsoft-com:office:word" xmlns:w="http://schemas.openxmlformats.org/wordprocessingml/2006/main" xmlns:w14="http://schemas.microsoft.com/office/word/2010/wordml" xmlns:w15="http://schemas.microsoft.com/office/word/2012/wordml" xmlns:w16se="http://schemas.microsoft.com/office/word/2015/wordml/symex" xmlns:wpg="http://schemas.microsoft.com/office/word/2010/wordprocessingGroup" xmlns:wpi="http://schemas.microsoft.com/office/word/2010/wordprocessingInk" xmlns:wne="http://schemas.microsoft.com/office/word/2006/wordml" xmlns:wps="http://schemas.microsoft.com/office/word/2010/wordprocessingShape" mc:Ignorable="w14 w15 w16se wp14">
+<w:numbering xmlns:wpc="http://schemas.microsoft.com/office/word/2010/wordprocessingCanvas" xmlns:cx="http://schemas.microsoft.com/office/drawing/2014/chartex" xmlns:mc="http://schemas.openxmlformats.org/markup-compatibility/2006" xmlns:o="urn:schemas-microsoft-com:office:office" xmlns:r="http://schemas.openxmlformats.org/officeDocument/2006/relationships" xmlns:m="http://schemas.openxmlformats.org/officeDocument/2006/math" xmlns:v="urn:schemas-microsoft-com:vml" xmlns:wp14="http://schemas.microsoft.com/office/word/2010/wordprocessingDrawing" xmlns:wp="http://schemas.openxmlformats.org/drawingml/2006/wordprocessingDrawing" xmlns:w10="urn:schemas-microsoft-com:office:word" xmlns:w="http://schemas.openxmlformats.org/wordprocessingml/2006/main" xmlns:w14="http://schemas.microsoft.com/office/word/2010/wordml" xmlns:w15="http://schemas.microsoft.com/office/word/2012/wordml" xmlns:w16se="http://schemas.microsoft.com/office/word/2015/wordml/symex" xmlns:wpg="http://schemas.microsoft.com/office/word/2010/wordprocessingGroup" xmlns:wpi="http://schemas.microsoft.com/office/word/2010/wordprocessingInk" xmlns:wne="http://schemas.microsoft.com/office/word/2006/wordml" xmlns:wps="http://schemas.microsoft.com/office/word/2010/wordprocessingShape" mc:Ignorable="w14 w15 w16se wp14">
   <w:abstractNum w:abstractNumId="0" w15:restartNumberingAfterBreak="0">
     <w:nsid w:val="5B663473"/>
     <w:multiLevelType w:val="hybridMultilevel"/>
@@ -629,7 +563,7 @@
   <w:abstractNum w:abstractNumId="2" w15:restartNumberingAfterBreak="0">
     <w:nsid w:val="65042377"/>
     <w:multiLevelType w:val="hybridMultilevel"/>
-    <w:tmpl w:val="A246D9A0"/>
+    <w:tmpl w:val="A43036BE"/>
     <w:lvl w:ilvl="0" w:tplc="04160001">
       <w:start w:val="1"/>
       <w:numFmt w:val="bullet"/>
